--- a/О Договоре/Шаблоны/Соглашение ЭДО - ШАБЛОН.docx
+++ b/О Договоре/Шаблоны/Соглашение ЭДО - ШАБЛОН.docx
@@ -1333,6 +1333,14 @@
         </w:rPr>
         <w:t xml:space="preserve">является </w:t>
       </w:r>
+      <w:r>
+        <w:rPr>
+          <w:rFonts w:ascii="Times New Roman" w:hAnsi="Times New Roman"/>
+          <w:spacing w:val="-1"/>
+          <w:w w:val="103"/>
+        </w:rPr>
+        <w:t>«</w:t>
+      </w:r>
       <w:proofErr w:type="gramStart"/>
       <w:r>
         <w:rPr>
@@ -1360,12 +1368,24 @@
         <w:rPr>
           <w:rFonts w:ascii="Times New Roman" w:hAnsi="Times New Roman"/>
         </w:rPr>
+        <w:t>»</w:t>
+      </w:r>
+      <w:r>
+        <w:rPr>
+          <w:rFonts w:ascii="Times New Roman" w:hAnsi="Times New Roman"/>
+        </w:rPr>
         <w:t xml:space="preserve"> и использует ЭП, выданную аккредитованным удостоверяющим центром </w:t>
       </w:r>
       <w:r>
         <w:rPr>
           <w:rFonts w:ascii="Times New Roman" w:hAnsi="Times New Roman"/>
         </w:rPr>
+        <w:t>«</w:t>
+      </w:r>
+      <w:r>
+        <w:rPr>
+          <w:rFonts w:ascii="Times New Roman" w:hAnsi="Times New Roman"/>
+        </w:rPr>
         <w:t xml:space="preserve">{{ </w:t>
       </w:r>
       <w:proofErr w:type="spellStart"/>
@@ -1382,6 +1402,12 @@
           <w:rFonts w:ascii="Times New Roman" w:hAnsi="Times New Roman"/>
         </w:rPr>
         <w:t xml:space="preserve"> }}</w:t>
+      </w:r>
+      <w:r>
+        <w:rPr>
+          <w:rFonts w:ascii="Times New Roman" w:hAnsi="Times New Roman"/>
+        </w:rPr>
+        <w:t>»</w:t>
       </w:r>
       <w:r>
         <w:rPr>
@@ -1421,7 +1447,25 @@
         <w:rPr>
           <w:rFonts w:ascii="Times New Roman" w:hAnsi="Times New Roman"/>
         </w:rPr>
-        <w:t>АО ПФ СКБ Контур</w:t>
+        <w:t xml:space="preserve">АО </w:t>
+      </w:r>
+      <w:r>
+        <w:rPr>
+          <w:rFonts w:ascii="Times New Roman" w:hAnsi="Times New Roman"/>
+        </w:rPr>
+        <w:t>«</w:t>
+      </w:r>
+      <w:r>
+        <w:rPr>
+          <w:rFonts w:ascii="Times New Roman" w:hAnsi="Times New Roman"/>
+        </w:rPr>
+        <w:t>ПФ СКБ Контур</w:t>
+      </w:r>
+      <w:r>
+        <w:rPr>
+          <w:rFonts w:ascii="Times New Roman" w:hAnsi="Times New Roman"/>
+        </w:rPr>
+        <w:t>»</w:t>
       </w:r>
       <w:r>
         <w:rPr>
@@ -1439,8 +1483,28 @@
         <w:rPr>
           <w:rFonts w:ascii="Times New Roman" w:hAnsi="Times New Roman"/>
         </w:rPr>
-        <w:t>АО ПФ СКБ Контур</w:t>
-      </w:r>
+        <w:t xml:space="preserve">АО </w:t>
+      </w:r>
+      <w:r>
+        <w:rPr>
+          <w:rFonts w:ascii="Times New Roman" w:hAnsi="Times New Roman"/>
+        </w:rPr>
+        <w:t>«</w:t>
+      </w:r>
+      <w:r>
+        <w:rPr>
+          <w:rFonts w:ascii="Times New Roman" w:hAnsi="Times New Roman"/>
+        </w:rPr>
+        <w:t>ПФ СКБ Контур</w:t>
+      </w:r>
+      <w:r>
+        <w:rPr>
+          <w:rFonts w:ascii="Times New Roman" w:hAnsi="Times New Roman"/>
+        </w:rPr>
+        <w:t>»</w:t>
+      </w:r>
+      <w:bookmarkStart w:id="0" w:name="_GoBack"/>
+      <w:bookmarkEnd w:id="0"/>
       <w:r>
         <w:rPr>
           <w:rFonts w:ascii="Times New Roman" w:hAnsi="Times New Roman"/>
@@ -2867,15 +2931,59 @@
                 <w:rFonts w:ascii="Times New Roman" w:hAnsi="Times New Roman"/>
                 <w:sz w:val="22"/>
                 <w:szCs w:val="22"/>
-              </w:rPr>
-            </w:pPr>
-            <w:r>
-              <w:rPr>
-                <w:rFonts w:ascii="Times New Roman" w:hAnsi="Times New Roman"/>
-                <w:sz w:val="22"/>
-                <w:szCs w:val="22"/>
-              </w:rPr>
-              <w:t xml:space="preserve">Сокращенное фирменное наименование </w:t>
+                <w:lang w:val="en-US"/>
+              </w:rPr>
+            </w:pPr>
+            <w:r>
+              <w:rPr>
+                <w:rFonts w:ascii="Times New Roman" w:hAnsi="Times New Roman"/>
+                <w:sz w:val="22"/>
+                <w:szCs w:val="22"/>
+              </w:rPr>
+              <w:t>Сокращенное</w:t>
+            </w:r>
+            <w:r>
+              <w:rPr>
+                <w:rFonts w:ascii="Times New Roman" w:hAnsi="Times New Roman"/>
+                <w:sz w:val="22"/>
+                <w:szCs w:val="22"/>
+                <w:lang w:val="en-US"/>
+              </w:rPr>
+              <w:t xml:space="preserve"> </w:t>
+            </w:r>
+            <w:r>
+              <w:rPr>
+                <w:rFonts w:ascii="Times New Roman" w:hAnsi="Times New Roman"/>
+                <w:sz w:val="22"/>
+                <w:szCs w:val="22"/>
+              </w:rPr>
+              <w:t>фирменное</w:t>
+            </w:r>
+            <w:r>
+              <w:rPr>
+                <w:rFonts w:ascii="Times New Roman" w:hAnsi="Times New Roman"/>
+                <w:sz w:val="22"/>
+                <w:szCs w:val="22"/>
+                <w:lang w:val="en-US"/>
+              </w:rPr>
+              <w:t xml:space="preserve"> </w:t>
+            </w:r>
+            <w:r>
+              <w:rPr>
+                <w:rFonts w:ascii="Times New Roman" w:hAnsi="Times New Roman"/>
+                <w:sz w:val="22"/>
+                <w:szCs w:val="22"/>
+              </w:rPr>
+              <w:t>наименование</w:t>
+            </w:r>
+            <w:r>
+              <w:rPr>
+                <w:rFonts w:ascii="Times New Roman" w:hAnsi="Times New Roman"/>
+                <w:sz w:val="22"/>
+                <w:szCs w:val="22"/>
+                <w:lang w:val="en-US"/>
+              </w:rPr>
+              <w:t xml:space="preserve"> </w:t>
             </w:r>
           </w:p>
           <w:p>
@@ -2903,7 +3011,17 @@
                 <w:szCs w:val="22"/>
                 <w:lang w:val="en-US"/>
               </w:rPr>
-              <w:t xml:space="preserve">: {{ </w:t>
+              <w:t xml:space="preserve">: </w:t>
+            </w:r>
+            <w:proofErr w:type="gramStart"/>
+            <w:r>
+              <w:rPr>
+                <w:rFonts w:ascii="Times New Roman" w:hAnsi="Times New Roman"/>
+                <w:sz w:val="22"/>
+                <w:szCs w:val="22"/>
+                <w:lang w:val="en-US"/>
+              </w:rPr>
+              <w:t xml:space="preserve">{{ </w:t>
             </w:r>
             <w:proofErr w:type="spellStart"/>
             <w:r>
@@ -2913,7 +3031,17 @@
                 <w:szCs w:val="22"/>
                 <w:lang w:val="en-US"/>
               </w:rPr>
-              <w:t>thomas_of_prop</w:t>
+              <w:t>thomas</w:t>
+            </w:r>
+            <w:proofErr w:type="gramEnd"/>
+            <w:r>
+              <w:rPr>
+                <w:rFonts w:ascii="Times New Roman" w:hAnsi="Times New Roman"/>
+                <w:sz w:val="22"/>
+                <w:szCs w:val="22"/>
+                <w:lang w:val="en-US"/>
+              </w:rPr>
+              <w:t>_of_prop</w:t>
             </w:r>
             <w:r>
               <w:rPr>
@@ -2954,8 +3082,6 @@
               </w:rPr>
               <w:t xml:space="preserve"> }}»</w:t>
             </w:r>
-            <w:bookmarkStart w:id="0" w:name="_GoBack"/>
-            <w:bookmarkEnd w:id="0"/>
           </w:p>
           <w:p>
             <w:pPr>
@@ -4707,7 +4833,7 @@
           <w:rPr>
             <w:noProof/>
           </w:rPr>
-          <w:t>3</w:t>
+          <w:t>4</w:t>
         </w:r>
         <w:r>
           <w:fldChar w:fldCharType="end"/>
@@ -6056,7 +6182,7 @@
 </file>
 
 <file path=customXml/itemProps1.xml><?xml version="1.0" encoding="utf-8"?>
-<ds:datastoreItem xmlns:ds="http://schemas.openxmlformats.org/officeDocument/2006/customXml" ds:itemID="{89FAB91F-3354-4D67-B2E3-C10131FC67D1}">
+<ds:datastoreItem xmlns:ds="http://schemas.openxmlformats.org/officeDocument/2006/customXml" ds:itemID="{238DBA8B-BCAE-44E3-8B09-7E2A74683471}">
   <ds:schemaRefs>
     <ds:schemaRef ds:uri="http://schemas.openxmlformats.org/officeDocument/2006/bibliography"/>
   </ds:schemaRefs>
